--- a/out/115UN_最高行政法院114年度上字第300號判決簽.docx
+++ b/out/115UN_最高行政法院114年度上字第300號判決簽.docx
@@ -552,7 +552,7 @@
           <w:color w:val="000000"/>
           <w:sz w:val="32"/>
         </w:rPr>
-        <w:t xml:space="preserve">二、背景說明：案緣施景彬及江明南會計師(下稱上訴人)受託查核簽證康友製藥控股有限公司(下稱康友公司)及子公司107年度及108年度合併財務報告，有未有效執行銀行函證、未就所發現康友公司大陸地區子公司六安華源製藥有限公司(下稱六安公司)多項機器設備經抵押登記執行必要查核程序，及未就期後事項採取適當行動等重大疏漏，違反行為時會計師查核簽證財務報表規則(下稱查簽規則)第6條、第20條第1項第9款第3目及審計準則公報第55號第16條等規定，本會爰依證券交易法(下稱證交法)第37條第3項第2款規定，以109年9月29日金管證審字第1090364602號(施景彬)、第10903646021號(江明南)裁處書，處上訴人停止2年辦理證交法所定簽證業務(期間均自109年10月1日至111年9月30日止，下稱原處分)。上訴人不服，循訴願程序遭駁回後提起行政訴訟，經臺北高等行政法院111年度訴字第598號判決(下稱原判決)駁回其訴(前經本組於114年2月5日簽陳核閱在案)，上訴人仍不服，乃提起本件上訴。</w:t>
+        <w:t xml:space="preserve">二、背景說明：案緣施景彬及江明南會計師(下稱上訴人)受託查核簽證康友製藥控股有限公司(下稱康友公司)及子公司107年度及108年度合併財務報告，有未有效執行銀行函證、未就所發現大陸地區子公司六安華源製藥有限公司(下稱六安公司)多項機器設備經抵押登記執行必要查核程序，及未就期後事項採取適當行動等疏漏，違反行為時會計師查核簽證財務報表規則(下稱查簽規則)第6條、第20條第1項第9款第3目及審計準則公報第55號第16條等規定，本會爰依證券交易法(下稱證交法)第37條第3項第2款規定，以109年9月29日金管證審字第1090364602號(施景彬)、第10903646021號(江明南)裁處書，處上訴人停止2年辦理證交法所定簽證業務(下稱原處分)。上訴人不服提起行政訴訟，經臺北高等行政法院111年度訴字第598號判決(下稱原判決)駁回其訴，業經本組以114年2月5日簽陳核閱在案；上訴人仍不服，乃提起本件上訴。</w:t>
       </w:r>
     </w:p>
     <w:p>
@@ -567,7 +567,22 @@
           <w:color w:val="000000"/>
           <w:sz w:val="32"/>
         </w:rPr>
-        <w:t xml:space="preserve">三、最高行政法院基於下列理由，駁回上訴人之上訴：</w:t>
+        <w:t xml:space="preserve">三、判決結果：最高行政法院經核原判決就上訴人前揭3項缺失之認定及駁回上訴人在原審之訴，結論尚無違誤，上訴意旨仍執前詞及其他與判決結果無涉之理由指摘原判決違背法令，求予廢棄，為無理由，爰判決上訴駁回，本案業已確定。</w:t>
+      </w:r>
+    </w:p>
+    <w:p>
+      <w:pPr>
+        <w:spacing w:before="0" w:lineRule="exact"/>
+        <w:ind w:firstLine="-640" w:left="960"/>
+        <w:jc w:val="both"/>
+      </w:pPr>
+      <w:r>
+        <w:rPr>
+          <w:rFonts w:ascii="標楷體" w:hAnsi="標楷體" w:cs="標楷體" w:eastAsia="標楷體"/>
+          <w:color w:val="000000"/>
+          <w:sz w:val="32"/>
+        </w:rPr>
+        <w:t xml:space="preserve">四、本判決有別於原判決之補充論述事項：</w:t>
       </w:r>
     </w:p>
     <w:p>
@@ -582,7 +597,7 @@
           <w:color w:val="000000"/>
           <w:sz w:val="32"/>
         </w:rPr>
-        <w:t xml:space="preserve">(一)證交法第37條第3項所定辦理簽證「發生錯誤或疏漏」，係指會計師辦理財務報告之查核簽證時未依法令規定或查簽規則辦理而言，並不以公司之財務報告有虛偽不實為裁處要件；另查簽規則第2條第1項將審計準則納入會計師辦理查核簽證所應遵循之義務範圍，目的在要求會計師依審計準則公報之最低標準執行查核簽證業務，並具體化會計師專業上之注意義務，故會計師未依審計準則公報辦理，即屬未盡專業之注意義務。</w:t>
+        <w:t xml:space="preserve">(一)證交法第37條第3項所定辦理簽證「發生錯誤或疏漏」，係指會計師辦理財務報告之查核簽證時未依法令規定或查簽規則辦理而言，並不以公司之財務報告有虛偽不實為裁處要件；又查簽規則第2條第1項將審計準則納入會計師查核簽證所應遵循之義務範圍，係具體化會計師專業上之注意義務，故會計師未依審計準則公報辦理，即屬未盡專業之注意義務。</w:t>
       </w:r>
     </w:p>
     <w:p>
@@ -597,13 +612,13 @@
           <w:color w:val="000000"/>
           <w:sz w:val="32"/>
         </w:rPr>
-        <w:t xml:space="preserve">(二)關於上訴人未有效執行銀行函證部分：</w:t>
+        <w:t xml:space="preserve">(二)上訴人先位聲明(請求撤銷訴願決定及原處分)部分，因原處分所命停止辦理簽證業務之期間(至111年9月30日止)業已屆滿而執行完畢，且原處分之規制內容並不包括公告上訴人姓名或處分內容，證交法亦無主管機關依該法第37條第3項第2款規定裁處後應予公告之明文，自無從因本會循例於網路上公告，即認原處分之規制效力仍然存在；是本件並無提起撤銷訴訟之實益，先位聲明顯無權利保護之必要。原審未以此理由，而以實體理由駁回上訴人之訴，其理由雖與最高行政法院不同，惟結論並無二致，仍應予以維持。</w:t>
       </w:r>
     </w:p>
     <w:p>
       <w:pPr>
         <w:spacing w:before="0" w:lineRule="exact"/>
-        <w:ind w:firstLine="-640" w:left="1600"/>
+        <w:ind w:firstLine="-640" w:left="1280"/>
         <w:jc w:val="both"/>
       </w:pPr>
       <w:r>
@@ -612,13 +627,13 @@
           <w:color w:val="000000"/>
           <w:sz w:val="32"/>
         </w:rPr>
-        <w:t xml:space="preserve">１、六安公司107年底、108年底於大陸地區徽商銀行六安錦繡花園支行(下稱徽商銀行)之存款各為人民幣10.46億元、12.6億元(換算約各為新臺幣48億元、54億元)，約各占康友公司合併總資產47%、52%，且上訴人執行查核工作時，均將「現金及銀行存款之存在性」列為「關鍵查核事項」，即表示經上訴人專業判斷後，評估該領域存有較高之重大不實表達風險，自應採取能夠取得更具說服力查核證據之方式為之，以提高查核證據之可靠性；上訴人既採外部函證方式，即應以可靠性較高之空白式函證為之，方與該項資訊之重要性相當，而非只要執行查簽規則所認可之非空白式函證即可。</w:t>
+        <w:t xml:space="preserve">(三)原判決關於上訴人於109年7月31日確知六安公司有「設定動產抵押」，應「立即」採取適當行動等相關論述，非屬原處分認定上訴人未就期後事項採取適當行動之事實認定範圍，核屬贅論，惟尚不影響判決結論。</w:t>
       </w:r>
     </w:p>
     <w:p>
       <w:pPr>
         <w:spacing w:before="0" w:lineRule="exact"/>
-        <w:ind w:firstLine="-640" w:left="1600"/>
+        <w:ind w:firstLine="-640" w:left="1280"/>
         <w:jc w:val="both"/>
       </w:pPr>
       <w:r>
@@ -627,13 +642,13 @@
           <w:color w:val="000000"/>
           <w:sz w:val="32"/>
         </w:rPr>
-        <w:t xml:space="preserve">２、本件詢證函之幣種、餘額、起止日期等欄位均已填寫完竣(即非空白函證)，徽商銀行僅在銀行確認欄蓋業務公章，經辦人、複核人欄均為空白，無從核實相關資訊係由適當職務之人員所提供；其中108年度財報詢證函係由「徽商銀行陳小龍」收件，回覆之詢證函寄件人則為「徽商銀行陳磊」，其原因為何，上訴人本應秉持專業懷疑之態度進一步核實，以降低查核風險。綜合上情，尚難認上訴人係基於足夠與適切之證據撰擬(出具)查核報告而與查簽規則第6條規定相合。上訴意旨猶執陳詞，並持非屬原處分裁處範圍之過往其他年度或就其他銀行所執行之函證模式為爭執，均無可採。</w:t>
+        <w:t xml:space="preserve">(四)上訴人所涉違反證交法刑事案件，雖經最高法院114年度台上字第5993號刑事判決撤銷發回臺灣高等法院，惟該案之犯罪嫌疑事實範圍及適用之法條，均與本件有所差異，尚不影響本件之認定。</w:t>
       </w:r>
     </w:p>
     <w:p>
       <w:pPr>
         <w:spacing w:before="0" w:lineRule="exact"/>
-        <w:ind w:firstLine="-640" w:left="1280"/>
+        <w:ind w:firstLine="-640" w:left="960"/>
         <w:jc w:val="both"/>
       </w:pPr>
       <w:r>
@@ -642,157 +657,7 @@
           <w:color w:val="000000"/>
           <w:sz w:val="32"/>
         </w:rPr>
-        <w:t xml:space="preserve">(三)關於上訴人未就所發現六安公司多項機器設備經抵押登記之情執行必要查核程序部分：</w:t>
-      </w:r>
-    </w:p>
-    <w:p>
-      <w:pPr>
-        <w:spacing w:before="0" w:lineRule="exact"/>
-        <w:ind w:firstLine="-640" w:left="1600"/>
-        <w:jc w:val="both"/>
-      </w:pPr>
-      <w:r>
-        <w:rPr>
-          <w:rFonts w:ascii="標楷體" w:hAnsi="標楷體" w:cs="標楷體" w:eastAsia="標楷體"/>
-          <w:color w:val="000000"/>
-          <w:sz w:val="32"/>
-        </w:rPr>
-        <w:t xml:space="preserve">１、事務所查核人員(組長楊書喻)於108年11月5日執行康友公司108年第3季合併財務報告核閱工作期間，查詢大陸地區「國家企業信用信息公示系統」(下稱系爭公示系統)發現六安公司有設定動產抵押登記，擔保債權數額為人民幣2億3,722萬元(換算約為新臺幣10.04億元，占康友公司108年第3季淨值12.9%、機器設備淨額76.41%)，登記機關為安徽省六安市市場監督管理局六安經濟技術開發區(下稱六安開發區)分局，應屬攸關康友公司財務之重大事項，上訴人自應予以查明，並於撰擬(出具)康友公司108年度財報之查核報告予以揭露。</w:t>
-      </w:r>
-    </w:p>
-    <w:p>
-      <w:pPr>
-        <w:spacing w:before="0" w:lineRule="exact"/>
-        <w:ind w:firstLine="-640" w:left="1600"/>
-        <w:jc w:val="both"/>
-      </w:pPr>
-      <w:r>
-        <w:rPr>
-          <w:rFonts w:ascii="標楷體" w:hAnsi="標楷體" w:cs="標楷體" w:eastAsia="標楷體"/>
-          <w:color w:val="000000"/>
-          <w:sz w:val="32"/>
-        </w:rPr>
-        <w:t xml:space="preserve">２、上訴人雖取得康友公司內部稽核主管王浩所提供之六安開發區管理委員會(下稱六安開發區管委會)108年11月13日文件、109年3月16日文件及贛州銀行股份有限公司廈門分行109年3月17日聲明書，然該等文件均係由受查者即康友公司人員所提供，而非上訴人直接自外部獨立來源取得，查核證據之可靠性較低；尤以108年11月13日文件既已表明同意撤銷，竟延宕至109年3月16日仍未辦理完竣，且動產抵押登記機關為六安開發區分局，與前開文件所載之受理轉報機關「安徽省市場監督管理局」並非相同，系爭公示系統所揭露之資訊復與受查者所提供文件(尤其是贛州銀行109年3月17日聲明書)之內容存有落差，上訴人自應依審計準則公報第53號第10條、第41條執行必要查核程序(諸如直接向外部獨立來源即贛州銀行或六安開發區管委會、安徽省市場監督管理局進行查證等)，卻仍對康友公司所編製未予揭露該動產抵押及擔保債務金額訊息之108年度財報出具無保留意見之查核報告。原處分認定上訴人未就所發現六安公司「設定動產抵押」執行必要查核程序，違反查簽規則第20條第1項第9款第3目規定，並非無據；上訴意旨主張系爭公示系統所示資訊僅供參考、其業已完成必要之查核程序等語，均無足取。</w:t>
-      </w:r>
-    </w:p>
-    <w:p>
-      <w:pPr>
-        <w:spacing w:before="0" w:lineRule="exact"/>
-        <w:ind w:firstLine="-640" w:left="1280"/>
-        <w:jc w:val="both"/>
-      </w:pPr>
-      <w:r>
-        <w:rPr>
-          <w:rFonts w:ascii="標楷體" w:hAnsi="標楷體" w:cs="標楷體" w:eastAsia="標楷體"/>
-          <w:color w:val="000000"/>
-          <w:sz w:val="32"/>
-        </w:rPr>
-        <w:t xml:space="preserve">(四)關於上訴人未就期後事項採取適當行動部分：</w:t>
-      </w:r>
-    </w:p>
-    <w:p>
-      <w:pPr>
-        <w:spacing w:before="0" w:lineRule="exact"/>
-        <w:ind w:firstLine="-640" w:left="1600"/>
-        <w:jc w:val="both"/>
-      </w:pPr>
-      <w:r>
-        <w:rPr>
-          <w:rFonts w:ascii="標楷體" w:hAnsi="標楷體" w:cs="標楷體" w:eastAsia="標楷體"/>
-          <w:color w:val="000000"/>
-          <w:sz w:val="32"/>
-        </w:rPr>
-        <w:t xml:space="preserve">１、上訴人就康友公司108年度財報出具查核報告日(109年3月30日)後，事務所查核人員於執行康友公司109年第2季財務報告核閱工作期間，109年7月間接獲不明者來電指稱康友公司董事長黃文烈有欠薪或債務問題，旋即主動電洽查證：於109年7月29日致電贛州銀行，獲對方行員回覆康友公司確有動產抵押情事；於109年7月31日致電徽商銀行，對方行員「施曉星」表示六安公司在該行沒有定期存款，末3碼776號帳戶109年6月30日之餘額實際僅有人民幣2萬4,031.78元(並非函證上手寫填載之人民幣5億8,672萬1,151.20元)，並回傳其上註記「(活期)實際金額：￥24031.78」、「定期存款無」之函證翻拍照片；另徽商銀行總機並表示該行並無員工「陳磊」。</w:t>
-      </w:r>
-    </w:p>
-    <w:p>
-      <w:pPr>
-        <w:spacing w:before="0" w:lineRule="exact"/>
-        <w:ind w:firstLine="-640" w:left="1600"/>
-        <w:jc w:val="both"/>
-      </w:pPr>
-      <w:r>
-        <w:rPr>
-          <w:rFonts w:ascii="標楷體" w:hAnsi="標楷體" w:cs="標楷體" w:eastAsia="標楷體"/>
-          <w:color w:val="000000"/>
-          <w:sz w:val="32"/>
-        </w:rPr>
-        <w:t xml:space="preserve">２、上開電話洽詢係查核人員主動、直接向銀行查證，銀行行員復係依事務所寄送之函證答覆相關存款金額之詢問並回傳註記照片，核屬依查詢方式所取自受查者外部獨立來源之查核證據，自具有高度之可靠性；所獲存款餘額與經上訴人查核簽證之康友公司108年底存款餘額落差甚鉅，顯示康友公司108年度財報已存有重大不實表達之高度可能性，而該事實若係於查核報告日即知悉，可能導致會計師修改查核報告，上訴人自應本於專業上之注意義務，啟動審計準則公報第55號「期後事項」之程序。詎上訴人僅多次就設定動產抵押一事(未涉存款之真實性)詢問黃文烈等人(均遭否認)，且其於109年8月6日與康友公司終止委任關係，亦不足以確保所有接獲原發布康友公司108年度財報及查核報告者被及時告知上開財務報告須修改之事實，與同號公報第16條規定自有未合。原判決因認原處分以上訴人未就期後事項採取適當行動，已違反審計準則公報第55號第16條規定，於法有據，其判決結論並無違誤。</w:t>
-      </w:r>
-    </w:p>
-    <w:p>
-      <w:pPr>
-        <w:spacing w:before="0" w:lineRule="exact"/>
-        <w:ind w:firstLine="-640" w:left="1600"/>
-        <w:jc w:val="both"/>
-      </w:pPr>
-      <w:r>
-        <w:rPr>
-          <w:rFonts w:ascii="標楷體" w:hAnsi="標楷體" w:cs="標楷體" w:eastAsia="標楷體"/>
-          <w:color w:val="000000"/>
-          <w:sz w:val="32"/>
-        </w:rPr>
-        <w:t xml:space="preserve">３、至原判決關於上訴人於109年7月31日確知六安公司有「設定動產抵押」且金額甚鉅，牽涉應修改康友公司108年度財報，應立即採取「適當行動」等相關論述，因非原處分認定上訴人「未就期後事項採行適當行動」之事實認定範圍，核屬贅論，惟尚不影響判決結論。另上訴人因涉犯證交法第174條第2項第2款之會計師對於不實財務報告未予敘明罪嫌，經臺灣高等法院113年度金上重訴字第32號刑事判決判處罪刑後，固為最高法院114年度台上字第5993號刑事判決撤銷發回，惟該案之犯罪嫌疑事實範圍及適用之法條，均與本件有所差異，尚不影響最高行政法院之認定。</w:t>
-      </w:r>
-    </w:p>
-    <w:p>
-      <w:pPr>
-        <w:spacing w:before="0" w:lineRule="exact"/>
-        <w:ind w:firstLine="-640" w:left="1280"/>
-        <w:jc w:val="both"/>
-      </w:pPr>
-      <w:r>
-        <w:rPr>
-          <w:rFonts w:ascii="標楷體" w:hAnsi="標楷體" w:cs="標楷體" w:eastAsia="標楷體"/>
-          <w:color w:val="000000"/>
-          <w:sz w:val="32"/>
-        </w:rPr>
-        <w:t xml:space="preserve">(五)關於上訴人先位聲明部分：原處分所命上訴人停止2年辦理證交法所定簽證業務之期間(至111年9月30日止)業已屆滿，原處分自已執行完畢；且原處分之規制內容並不包括公告上訴人姓名或處分內容，證交法亦無主管機關依該法第37條第3項第2款規定裁處後應予公告受處分人或處分內容之明文，自無從因本會循例於網路上公告，即認原處分之規制效力仍然存在。是本件並無提起撤銷訴訟之實益，上訴人之先位聲明顯無權利保護之必要；原審未以此理由，而以實體理由駁回上訴人之訴，其理由雖與最高行政法院不同，惟結論並無二致，仍應予以維持。至原處分既無違法，則原審據此駁回上訴人之備位聲明(確認原處分違法)，於法自無不合。</w:t>
-      </w:r>
-    </w:p>
-    <w:p>
-      <w:pPr>
-        <w:spacing w:before="0" w:lineRule="exact"/>
-        <w:ind w:firstLine="-640" w:left="960"/>
-        <w:jc w:val="both"/>
-      </w:pPr>
-      <w:r>
-        <w:rPr>
-          <w:rFonts w:ascii="標楷體" w:hAnsi="標楷體" w:cs="標楷體" w:eastAsia="標楷體"/>
-          <w:color w:val="000000"/>
-          <w:sz w:val="32"/>
-        </w:rPr>
-        <w:t xml:space="preserve">四、分析意見：</w:t>
-      </w:r>
-    </w:p>
-    <w:p>
-      <w:pPr>
-        <w:spacing w:before="0" w:lineRule="exact"/>
-        <w:ind w:firstLine="-640" w:left="1280"/>
-        <w:jc w:val="both"/>
-      </w:pPr>
-      <w:r>
-        <w:rPr>
-          <w:rFonts w:ascii="標楷體" w:hAnsi="標楷體" w:cs="標楷體" w:eastAsia="標楷體"/>
-          <w:color w:val="000000"/>
-          <w:sz w:val="32"/>
-        </w:rPr>
-        <w:t xml:space="preserve">(一)本案上訴經最高行政法院判決駁回，本會原處分及原判決就上訴人未有效執行銀行函證、未就所發現六安公司設定動產抵押執行必要查核程序及未就期後事項採取適當行動等三項缺失之認定均獲維持，本會裁處尚無違誤。</w:t>
-      </w:r>
-    </w:p>
-    <w:p>
-      <w:pPr>
-        <w:spacing w:before="0" w:lineRule="exact"/>
-        <w:ind w:firstLine="-640" w:left="1280"/>
-        <w:jc w:val="both"/>
-      </w:pPr>
-      <w:r>
-        <w:rPr>
-          <w:rFonts w:ascii="標楷體" w:hAnsi="標楷體" w:cs="標楷體" w:eastAsia="標楷體"/>
-          <w:color w:val="000000"/>
-          <w:sz w:val="32"/>
-        </w:rPr>
-        <w:t xml:space="preserve">(二)判決另指明原處分之規制內容並不包括公告受處分人姓名或處分內容，證交法就主管機關依該法第37條第3項第2款規定裁處後應否公告亦無明文，本會循例於網路上公告尚非原處分規制效力之範圍，嗣後辦理同類案件時，宜留意行政處分與公告之區辨。</w:t>
+        <w:t xml:space="preserve">五、分析意見：本案上訴經最高行政法院判決駁回，本會原處分之認定業獲維持，裁處尚無違誤；另判決指明本會循例於網路上公告受處分人及處分內容一節，非屬原處分規制效力之範圍，嗣後辦理同類案件時，宜留意行政處分與公告之區辨。</w:t>
       </w:r>
     </w:p>
     <w:p>
@@ -802,7 +667,7 @@
         <w:jc w:val="both"/>
       </w:pPr>
       <w:r>
-        <w:t xml:space="preserve">擬辦：本案上訴業經最高行政法院判決駁回而告確定，尚無應行辦理事項，文擬陳閱後存查。當否?謹請</w:t>
+        <w:t xml:space="preserve">擬辦：本案業經最高行政法院判決上訴駁回而告確定，尚無應行辦理事項，文擬陳閱後存查。當否?謹請</w:t>
       </w:r>
     </w:p>
     <w:p>
